--- a/hop-trang/KiemThuHopTrang_UC11_QuanLyTuyenDung.docx
+++ b/hop-trang/KiemThuHopTrang_UC11_QuanLyTuyenDung.docx
@@ -6130,15 +6130,42 @@
         <w:pStyle w:val="Heading1"/>
       </w:pPr>
       <w:r>
-        <w:t>6. ĐÁNH GIÁ MỨC ĐỘ BAO PHỦ VÀ KẾT LUẬN</w:t>
+        <w:t>6. SINH CA KIỂM THỬ ĐỂ KIỂM THỬ CÁC VÒNG LẶP TRONG HÀM (LOOP TESTING)</w:t>
       </w:r>
     </w:p>
     <w:p>
       <w:pPr>
-        <w:pStyle w:val="Heading2"/>
+        <w:spacing w:line="276" w:lineRule="auto"/>
       </w:pPr>
       <w:r>
-        <w:t>6.1. Bảng tổng hợp mức độ bao phủ (Coverage Metrics Evaluation)</w:t>
+        <w:t>Theo lý thuyết kiểm thử dòng điều khiển và giáo trình Kiểm thử phần mềm (CSE462 - ĐH Thủy Lợi), với cấu trúc vòng lặp đơn (Simple Loop) hoặc xử lý mảng lặp dữ liệu, cần thiết kế tập ca kiểm thử bao phủ đầy đủ 7 trường hợp chuẩn:</w:t>
+        <w:br/>
+        <w:t>1. Vòng lặp thực hiện 0 lần (m = 0)</w:t>
+        <w:br/>
+        <w:t>2. Vòng lặp thực hiện 1 lần (m = 1)</w:t>
+        <w:br/>
+        <w:t>3. Vòng lặp thực hiện 2 lần (m = 2)</w:t>
+        <w:br/>
+        <w:t>4. Vòng lặp thực hiện k lần điển hình (2 &lt; k &lt; n - 1)</w:t>
+        <w:br/>
+        <w:t>5. Vòng lặp thực hiện n - 1 lần (m = n - 1)</w:t>
+        <w:br/>
+        <w:t>6. Vòng lặp thực hiện n lần (Tối đa cấu hình cho phép, m = n)</w:t>
+        <w:br/>
+        <w:t>7. Vòng lặp thực hiện n + 1 lần (Vượt giới hạn tối đa, m = n + 1)</w:t>
+        <w:br/>
+        <w:br/>
+        <w:t>Áp dụng vào Use Case 11 (UpdateStatusUseCase / Pipeline Management):</w:t>
+        <w:br/>
+        <w:t>Trong quy trình quản lý tuyển dụng, cấu trúc lặp xuất hiện ở hai vị trí trọng yếu: vòng lặp duyệt danh sách hồ sơ khi chuyển trạng thái hàng loạt (Batch Processing - Luồng thay thế A2, cấu hình tối đa n = 50 hồ sơ/lần) và duyệt mảng ma trận trạng thái chuyển đổi hợp lệ ALLOWED_TRANSITIONS[currentStatus].</w:t>
+      </w:r>
+    </w:p>
+    <w:p>
+      <w:r>
+        <w:rPr>
+          <w:b/>
+        </w:rPr>
+        <w:t>Bảng ca kiểm thử vòng lặp duyệt chuyển trạng thái hàng loạt (candidateIds, n = 50):</w:t>
       </w:r>
     </w:p>
     <w:tbl>
@@ -6165,7 +6192,7 @@
       <w:tr>
         <w:tc>
           <w:tcPr>
-            <w:tcW w:type="dxa" w:w="3600"/>
+            <w:tcW w:type="dxa" w:w="1152"/>
             <w:shd w:fill="1F4E79"/>
             <w:tcMar>
               <w:top w:w="100" w:type="dxa"/>
@@ -6181,13 +6208,13 @@
                 <w:color w:val="FFFFFF"/>
                 <w:sz w:val="18"/>
               </w:rPr>
-              <w:t>Tiêu chuẩn kiểm thử (Coverage Metric)</w:t>
-            </w:r>
-          </w:p>
-        </w:tc>
-        <w:tc>
-          <w:tcPr>
-            <w:tcW w:type="dxa" w:w="1584"/>
+              <w:t>TT</w:t>
+            </w:r>
+          </w:p>
+        </w:tc>
+        <w:tc>
+          <w:tcPr>
+            <w:tcW w:type="dxa" w:w="2592"/>
             <w:shd w:fill="1F4E79"/>
             <w:tcMar>
               <w:top w:w="100" w:type="dxa"/>
@@ -6203,13 +6230,13 @@
                 <w:color w:val="FFFFFF"/>
                 <w:sz w:val="18"/>
               </w:rPr>
-              <w:t>Tổng số phần tử</w:t>
-            </w:r>
-          </w:p>
-        </w:tc>
-        <w:tc>
-          <w:tcPr>
-            <w:tcW w:type="dxa" w:w="1728"/>
+              <w:t>Trường hợp kiểm thử vòng lặp</w:t>
+            </w:r>
+          </w:p>
+        </w:tc>
+        <w:tc>
+          <w:tcPr>
+            <w:tcW w:type="dxa" w:w="1440"/>
             <w:shd w:fill="1F4E79"/>
             <w:tcMar>
               <w:top w:w="100" w:type="dxa"/>
@@ -6225,13 +6252,13 @@
                 <w:color w:val="FFFFFF"/>
                 <w:sz w:val="18"/>
               </w:rPr>
-              <w:t>Số phần tử duyệt qua</w:t>
-            </w:r>
-          </w:p>
-        </w:tc>
-        <w:tc>
-          <w:tcPr>
-            <w:tcW w:type="dxa" w:w="1584"/>
+              <w:t>Số hồ sơ (m)</w:t>
+            </w:r>
+          </w:p>
+        </w:tc>
+        <w:tc>
+          <w:tcPr>
+            <w:tcW w:type="dxa" w:w="2304"/>
             <w:shd w:fill="1F4E79"/>
             <w:tcMar>
               <w:top w:w="100" w:type="dxa"/>
@@ -6247,13 +6274,13 @@
                 <w:color w:val="FFFFFF"/>
                 <w:sz w:val="18"/>
               </w:rPr>
-              <w:t>Tỷ lệ đạt được</w:t>
-            </w:r>
-          </w:p>
-        </w:tc>
-        <w:tc>
-          <w:tcPr>
-            <w:tcW w:type="dxa" w:w="1872"/>
+              <w:t>Dữ liệu đầu vào kiểm thử cụ thể</w:t>
+            </w:r>
+          </w:p>
+        </w:tc>
+        <w:tc>
+          <w:tcPr>
+            <w:tcW w:type="dxa" w:w="2592"/>
             <w:shd w:fill="1F4E79"/>
             <w:tcMar>
               <w:top w:w="100" w:type="dxa"/>
@@ -6269,6 +6296,878 @@
                 <w:color w:val="FFFFFF"/>
                 <w:sz w:val="18"/>
               </w:rPr>
+              <w:t>Kết quả mong đợi</w:t>
+            </w:r>
+          </w:p>
+        </w:tc>
+      </w:tr>
+      <w:tr>
+        <w:tc>
+          <w:tcPr>
+            <w:tcW w:type="dxa" w:w="1152"/>
+            <w:shd w:fill="FFFFFF"/>
+            <w:tcMar>
+              <w:top w:w="100" w:type="dxa"/>
+              <w:bottom w:w="100" w:type="dxa"/>
+              <w:left w:w="140" w:type="dxa"/>
+              <w:right w:w="140" w:type="dxa"/>
+            </w:tcMar>
+          </w:tcPr>
+          <w:p>
+            <w:r>
+              <w:rPr>
+                <w:b/>
+                <w:sz w:val="17"/>
+              </w:rPr>
+              <w:t>LOOP_01</w:t>
+            </w:r>
+          </w:p>
+        </w:tc>
+        <w:tc>
+          <w:tcPr>
+            <w:tcW w:type="dxa" w:w="2592"/>
+            <w:shd w:fill="FFFFFF"/>
+            <w:tcMar>
+              <w:top w:w="100" w:type="dxa"/>
+              <w:bottom w:w="100" w:type="dxa"/>
+              <w:left w:w="140" w:type="dxa"/>
+              <w:right w:w="140" w:type="dxa"/>
+            </w:tcMar>
+          </w:tcPr>
+          <w:p>
+            <w:r>
+              <w:rPr>
+                <w:sz w:val="17"/>
+              </w:rPr>
+              <w:t>Vòng lặp 0 lần (Không chọn hồ sơ)</w:t>
+            </w:r>
+          </w:p>
+        </w:tc>
+        <w:tc>
+          <w:tcPr>
+            <w:tcW w:type="dxa" w:w="1440"/>
+            <w:shd w:fill="FFFFFF"/>
+            <w:tcMar>
+              <w:top w:w="100" w:type="dxa"/>
+              <w:bottom w:w="100" w:type="dxa"/>
+              <w:left w:w="140" w:type="dxa"/>
+              <w:right w:w="140" w:type="dxa"/>
+            </w:tcMar>
+          </w:tcPr>
+          <w:p>
+            <w:r>
+              <w:rPr>
+                <w:sz w:val="17"/>
+              </w:rPr>
+              <w:t>m = 0</w:t>
+            </w:r>
+          </w:p>
+        </w:tc>
+        <w:tc>
+          <w:tcPr>
+            <w:tcW w:type="dxa" w:w="2304"/>
+            <w:shd w:fill="FFFFFF"/>
+            <w:tcMar>
+              <w:top w:w="100" w:type="dxa"/>
+              <w:bottom w:w="100" w:type="dxa"/>
+              <w:left w:w="140" w:type="dxa"/>
+              <w:right w:w="140" w:type="dxa"/>
+            </w:tcMar>
+          </w:tcPr>
+          <w:p>
+            <w:r>
+              <w:rPr>
+                <w:sz w:val="17"/>
+              </w:rPr>
+              <w:t>Gửi danh sách rỗng candidateIds = []</w:t>
+            </w:r>
+          </w:p>
+        </w:tc>
+        <w:tc>
+          <w:tcPr>
+            <w:tcW w:type="dxa" w:w="2592"/>
+            <w:shd w:fill="FFFFFF"/>
+            <w:tcMar>
+              <w:top w:w="100" w:type="dxa"/>
+              <w:bottom w:w="100" w:type="dxa"/>
+              <w:left w:w="140" w:type="dxa"/>
+              <w:right w:w="140" w:type="dxa"/>
+            </w:tcMar>
+          </w:tcPr>
+          <w:p>
+            <w:r>
+              <w:rPr>
+                <w:sz w:val="17"/>
+              </w:rPr>
+              <w:t>Hệ thống báo lỗi: 'Vui lòng chọn ít nhất một hồ sơ để chuyển trạng thái' (Chặn thao tác)</w:t>
+            </w:r>
+          </w:p>
+        </w:tc>
+      </w:tr>
+      <w:tr>
+        <w:tc>
+          <w:tcPr>
+            <w:tcW w:type="dxa" w:w="1152"/>
+            <w:shd w:fill="F9FBFD"/>
+            <w:tcMar>
+              <w:top w:w="100" w:type="dxa"/>
+              <w:bottom w:w="100" w:type="dxa"/>
+              <w:left w:w="140" w:type="dxa"/>
+              <w:right w:w="140" w:type="dxa"/>
+            </w:tcMar>
+          </w:tcPr>
+          <w:p>
+            <w:r>
+              <w:rPr>
+                <w:b/>
+                <w:sz w:val="17"/>
+              </w:rPr>
+              <w:t>LOOP_02</w:t>
+            </w:r>
+          </w:p>
+        </w:tc>
+        <w:tc>
+          <w:tcPr>
+            <w:tcW w:type="dxa" w:w="2592"/>
+            <w:shd w:fill="F9FBFD"/>
+            <w:tcMar>
+              <w:top w:w="100" w:type="dxa"/>
+              <w:bottom w:w="100" w:type="dxa"/>
+              <w:left w:w="140" w:type="dxa"/>
+              <w:right w:w="140" w:type="dxa"/>
+            </w:tcMar>
+          </w:tcPr>
+          <w:p>
+            <w:r>
+              <w:rPr>
+                <w:sz w:val="17"/>
+              </w:rPr>
+              <w:t>Vòng lặp 1 lần (Đơn lẻ 1 hồ sơ)</w:t>
+            </w:r>
+          </w:p>
+        </w:tc>
+        <w:tc>
+          <w:tcPr>
+            <w:tcW w:type="dxa" w:w="1440"/>
+            <w:shd w:fill="F9FBFD"/>
+            <w:tcMar>
+              <w:top w:w="100" w:type="dxa"/>
+              <w:bottom w:w="100" w:type="dxa"/>
+              <w:left w:w="140" w:type="dxa"/>
+              <w:right w:w="140" w:type="dxa"/>
+            </w:tcMar>
+          </w:tcPr>
+          <w:p>
+            <w:r>
+              <w:rPr>
+                <w:sz w:val="17"/>
+              </w:rPr>
+              <w:t>m = 1</w:t>
+            </w:r>
+          </w:p>
+        </w:tc>
+        <w:tc>
+          <w:tcPr>
+            <w:tcW w:type="dxa" w:w="2304"/>
+            <w:shd w:fill="F9FBFD"/>
+            <w:tcMar>
+              <w:top w:w="100" w:type="dxa"/>
+              <w:bottom w:w="100" w:type="dxa"/>
+              <w:left w:w="140" w:type="dxa"/>
+              <w:right w:w="140" w:type="dxa"/>
+            </w:tcMar>
+          </w:tcPr>
+          <w:p>
+            <w:r>
+              <w:rPr>
+                <w:sz w:val="17"/>
+              </w:rPr>
+              <w:t>candidateIds = ['CAN_01']</w:t>
+            </w:r>
+          </w:p>
+        </w:tc>
+        <w:tc>
+          <w:tcPr>
+            <w:tcW w:type="dxa" w:w="2592"/>
+            <w:shd w:fill="F9FBFD"/>
+            <w:tcMar>
+              <w:top w:w="100" w:type="dxa"/>
+              <w:bottom w:w="100" w:type="dxa"/>
+              <w:left w:w="140" w:type="dxa"/>
+              <w:right w:w="140" w:type="dxa"/>
+            </w:tcMar>
+          </w:tcPr>
+          <w:p>
+            <w:r>
+              <w:rPr>
+                <w:sz w:val="17"/>
+              </w:rPr>
+              <w:t>Vòng lặp chạy 1 lần, cập nhật trạng thái đơn lẻ thành công, ghi 1 bản ghi Activity Log</w:t>
+            </w:r>
+          </w:p>
+        </w:tc>
+      </w:tr>
+      <w:tr>
+        <w:tc>
+          <w:tcPr>
+            <w:tcW w:type="dxa" w:w="1152"/>
+            <w:shd w:fill="FFFFFF"/>
+            <w:tcMar>
+              <w:top w:w="100" w:type="dxa"/>
+              <w:bottom w:w="100" w:type="dxa"/>
+              <w:left w:w="140" w:type="dxa"/>
+              <w:right w:w="140" w:type="dxa"/>
+            </w:tcMar>
+          </w:tcPr>
+          <w:p>
+            <w:r>
+              <w:rPr>
+                <w:b/>
+                <w:sz w:val="17"/>
+              </w:rPr>
+              <w:t>LOOP_03</w:t>
+            </w:r>
+          </w:p>
+        </w:tc>
+        <w:tc>
+          <w:tcPr>
+            <w:tcW w:type="dxa" w:w="2592"/>
+            <w:shd w:fill="FFFFFF"/>
+            <w:tcMar>
+              <w:top w:w="100" w:type="dxa"/>
+              <w:bottom w:w="100" w:type="dxa"/>
+              <w:left w:w="140" w:type="dxa"/>
+              <w:right w:w="140" w:type="dxa"/>
+            </w:tcMar>
+          </w:tcPr>
+          <w:p>
+            <w:r>
+              <w:rPr>
+                <w:sz w:val="17"/>
+              </w:rPr>
+              <w:t>Vòng lặp 2 lần (2 hồ sơ)</w:t>
+            </w:r>
+          </w:p>
+        </w:tc>
+        <w:tc>
+          <w:tcPr>
+            <w:tcW w:type="dxa" w:w="1440"/>
+            <w:shd w:fill="FFFFFF"/>
+            <w:tcMar>
+              <w:top w:w="100" w:type="dxa"/>
+              <w:bottom w:w="100" w:type="dxa"/>
+              <w:left w:w="140" w:type="dxa"/>
+              <w:right w:w="140" w:type="dxa"/>
+            </w:tcMar>
+          </w:tcPr>
+          <w:p>
+            <w:r>
+              <w:rPr>
+                <w:sz w:val="17"/>
+              </w:rPr>
+              <w:t>m = 2</w:t>
+            </w:r>
+          </w:p>
+        </w:tc>
+        <w:tc>
+          <w:tcPr>
+            <w:tcW w:type="dxa" w:w="2304"/>
+            <w:shd w:fill="FFFFFF"/>
+            <w:tcMar>
+              <w:top w:w="100" w:type="dxa"/>
+              <w:bottom w:w="100" w:type="dxa"/>
+              <w:left w:w="140" w:type="dxa"/>
+              <w:right w:w="140" w:type="dxa"/>
+            </w:tcMar>
+          </w:tcPr>
+          <w:p>
+            <w:r>
+              <w:rPr>
+                <w:sz w:val="17"/>
+              </w:rPr>
+              <w:t>candidateIds = ['CAN_01', 'CAN_02']</w:t>
+            </w:r>
+          </w:p>
+        </w:tc>
+        <w:tc>
+          <w:tcPr>
+            <w:tcW w:type="dxa" w:w="2592"/>
+            <w:shd w:fill="FFFFFF"/>
+            <w:tcMar>
+              <w:top w:w="100" w:type="dxa"/>
+              <w:bottom w:w="100" w:type="dxa"/>
+              <w:left w:w="140" w:type="dxa"/>
+              <w:right w:w="140" w:type="dxa"/>
+            </w:tcMar>
+          </w:tcPr>
+          <w:p>
+            <w:r>
+              <w:rPr>
+                <w:sz w:val="17"/>
+              </w:rPr>
+              <w:t>Vòng lặp chạy 2 lần, cập nhật trạng thái thành công cho cả 2 hồ sơ trong CSDL</w:t>
+            </w:r>
+          </w:p>
+        </w:tc>
+      </w:tr>
+      <w:tr>
+        <w:tc>
+          <w:tcPr>
+            <w:tcW w:type="dxa" w:w="1152"/>
+            <w:shd w:fill="F9FBFD"/>
+            <w:tcMar>
+              <w:top w:w="100" w:type="dxa"/>
+              <w:bottom w:w="100" w:type="dxa"/>
+              <w:left w:w="140" w:type="dxa"/>
+              <w:right w:w="140" w:type="dxa"/>
+            </w:tcMar>
+          </w:tcPr>
+          <w:p>
+            <w:r>
+              <w:rPr>
+                <w:b/>
+                <w:sz w:val="17"/>
+              </w:rPr>
+              <w:t>LOOP_04</w:t>
+            </w:r>
+          </w:p>
+        </w:tc>
+        <w:tc>
+          <w:tcPr>
+            <w:tcW w:type="dxa" w:w="2592"/>
+            <w:shd w:fill="F9FBFD"/>
+            <w:tcMar>
+              <w:top w:w="100" w:type="dxa"/>
+              <w:bottom w:w="100" w:type="dxa"/>
+              <w:left w:w="140" w:type="dxa"/>
+              <w:right w:w="140" w:type="dxa"/>
+            </w:tcMar>
+          </w:tcPr>
+          <w:p>
+            <w:r>
+              <w:rPr>
+                <w:sz w:val="17"/>
+              </w:rPr>
+              <w:t>Vòng lặp k lần (2 &lt; k &lt; n - 1)</w:t>
+            </w:r>
+          </w:p>
+        </w:tc>
+        <w:tc>
+          <w:tcPr>
+            <w:tcW w:type="dxa" w:w="1440"/>
+            <w:shd w:fill="F9FBFD"/>
+            <w:tcMar>
+              <w:top w:w="100" w:type="dxa"/>
+              <w:bottom w:w="100" w:type="dxa"/>
+              <w:left w:w="140" w:type="dxa"/>
+              <w:right w:w="140" w:type="dxa"/>
+            </w:tcMar>
+          </w:tcPr>
+          <w:p>
+            <w:r>
+              <w:rPr>
+                <w:sz w:val="17"/>
+              </w:rPr>
+              <w:t>m = 25</w:t>
+            </w:r>
+          </w:p>
+        </w:tc>
+        <w:tc>
+          <w:tcPr>
+            <w:tcW w:type="dxa" w:w="2304"/>
+            <w:shd w:fill="F9FBFD"/>
+            <w:tcMar>
+              <w:top w:w="100" w:type="dxa"/>
+              <w:bottom w:w="100" w:type="dxa"/>
+              <w:left w:w="140" w:type="dxa"/>
+              <w:right w:w="140" w:type="dxa"/>
+            </w:tcMar>
+          </w:tcPr>
+          <w:p>
+            <w:r>
+              <w:rPr>
+                <w:sz w:val="17"/>
+              </w:rPr>
+              <w:t>Mảng gồm 25 hồ sơ ứng viên hợp lệ</w:t>
+            </w:r>
+          </w:p>
+        </w:tc>
+        <w:tc>
+          <w:tcPr>
+            <w:tcW w:type="dxa" w:w="2592"/>
+            <w:shd w:fill="F9FBFD"/>
+            <w:tcMar>
+              <w:top w:w="100" w:type="dxa"/>
+              <w:bottom w:w="100" w:type="dxa"/>
+              <w:left w:w="140" w:type="dxa"/>
+              <w:right w:w="140" w:type="dxa"/>
+            </w:tcMar>
+          </w:tcPr>
+          <w:p>
+            <w:r>
+              <w:rPr>
+                <w:sz w:val="17"/>
+              </w:rPr>
+              <w:t>Vòng lặp xử lý 25 hồ sơ ổn định, số lượng đếm giai đoạn nguồn -25, giai đoạn đích +25</w:t>
+            </w:r>
+          </w:p>
+        </w:tc>
+      </w:tr>
+      <w:tr>
+        <w:tc>
+          <w:tcPr>
+            <w:tcW w:type="dxa" w:w="1152"/>
+            <w:shd w:fill="FFFFFF"/>
+            <w:tcMar>
+              <w:top w:w="100" w:type="dxa"/>
+              <w:bottom w:w="100" w:type="dxa"/>
+              <w:left w:w="140" w:type="dxa"/>
+              <w:right w:w="140" w:type="dxa"/>
+            </w:tcMar>
+          </w:tcPr>
+          <w:p>
+            <w:r>
+              <w:rPr>
+                <w:b/>
+                <w:sz w:val="17"/>
+              </w:rPr>
+              <w:t>LOOP_05</w:t>
+            </w:r>
+          </w:p>
+        </w:tc>
+        <w:tc>
+          <w:tcPr>
+            <w:tcW w:type="dxa" w:w="2592"/>
+            <w:shd w:fill="FFFFFF"/>
+            <w:tcMar>
+              <w:top w:w="100" w:type="dxa"/>
+              <w:bottom w:w="100" w:type="dxa"/>
+              <w:left w:w="140" w:type="dxa"/>
+              <w:right w:w="140" w:type="dxa"/>
+            </w:tcMar>
+          </w:tcPr>
+          <w:p>
+            <w:r>
+              <w:rPr>
+                <w:sz w:val="17"/>
+              </w:rPr>
+              <w:t>Vòng lặp n - 1 lần</w:t>
+            </w:r>
+          </w:p>
+        </w:tc>
+        <w:tc>
+          <w:tcPr>
+            <w:tcW w:type="dxa" w:w="1440"/>
+            <w:shd w:fill="FFFFFF"/>
+            <w:tcMar>
+              <w:top w:w="100" w:type="dxa"/>
+              <w:bottom w:w="100" w:type="dxa"/>
+              <w:left w:w="140" w:type="dxa"/>
+              <w:right w:w="140" w:type="dxa"/>
+            </w:tcMar>
+          </w:tcPr>
+          <w:p>
+            <w:r>
+              <w:rPr>
+                <w:sz w:val="17"/>
+              </w:rPr>
+              <w:t>m = 49</w:t>
+            </w:r>
+          </w:p>
+        </w:tc>
+        <w:tc>
+          <w:tcPr>
+            <w:tcW w:type="dxa" w:w="2304"/>
+            <w:shd w:fill="FFFFFF"/>
+            <w:tcMar>
+              <w:top w:w="100" w:type="dxa"/>
+              <w:bottom w:w="100" w:type="dxa"/>
+              <w:left w:w="140" w:type="dxa"/>
+              <w:right w:w="140" w:type="dxa"/>
+            </w:tcMar>
+          </w:tcPr>
+          <w:p>
+            <w:r>
+              <w:rPr>
+                <w:sz w:val="17"/>
+              </w:rPr>
+              <w:t>Mảng gồm 49 hồ sơ ứng viên hợp lệ</w:t>
+            </w:r>
+          </w:p>
+        </w:tc>
+        <w:tc>
+          <w:tcPr>
+            <w:tcW w:type="dxa" w:w="2592"/>
+            <w:shd w:fill="FFFFFF"/>
+            <w:tcMar>
+              <w:top w:w="100" w:type="dxa"/>
+              <w:bottom w:w="100" w:type="dxa"/>
+              <w:left w:w="140" w:type="dxa"/>
+              <w:right w:w="140" w:type="dxa"/>
+            </w:tcMar>
+          </w:tcPr>
+          <w:p>
+            <w:r>
+              <w:rPr>
+                <w:sz w:val="17"/>
+              </w:rPr>
+              <w:t>Vòng lặp xử lý 49 hồ sơ ổn định cận trên tối đa</w:t>
+            </w:r>
+          </w:p>
+        </w:tc>
+      </w:tr>
+      <w:tr>
+        <w:tc>
+          <w:tcPr>
+            <w:tcW w:type="dxa" w:w="1152"/>
+            <w:shd w:fill="F9FBFD"/>
+            <w:tcMar>
+              <w:top w:w="100" w:type="dxa"/>
+              <w:bottom w:w="100" w:type="dxa"/>
+              <w:left w:w="140" w:type="dxa"/>
+              <w:right w:w="140" w:type="dxa"/>
+            </w:tcMar>
+          </w:tcPr>
+          <w:p>
+            <w:r>
+              <w:rPr>
+                <w:b/>
+                <w:sz w:val="17"/>
+              </w:rPr>
+              <w:t>LOOP_06</w:t>
+            </w:r>
+          </w:p>
+        </w:tc>
+        <w:tc>
+          <w:tcPr>
+            <w:tcW w:type="dxa" w:w="2592"/>
+            <w:shd w:fill="F9FBFD"/>
+            <w:tcMar>
+              <w:top w:w="100" w:type="dxa"/>
+              <w:bottom w:w="100" w:type="dxa"/>
+              <w:left w:w="140" w:type="dxa"/>
+              <w:right w:w="140" w:type="dxa"/>
+            </w:tcMar>
+          </w:tcPr>
+          <w:p>
+            <w:r>
+              <w:rPr>
+                <w:sz w:val="17"/>
+              </w:rPr>
+              <w:t>Vòng lặp n lần (Tối đa cấu hình)</w:t>
+            </w:r>
+          </w:p>
+        </w:tc>
+        <w:tc>
+          <w:tcPr>
+            <w:tcW w:type="dxa" w:w="1440"/>
+            <w:shd w:fill="F9FBFD"/>
+            <w:tcMar>
+              <w:top w:w="100" w:type="dxa"/>
+              <w:bottom w:w="100" w:type="dxa"/>
+              <w:left w:w="140" w:type="dxa"/>
+              <w:right w:w="140" w:type="dxa"/>
+            </w:tcMar>
+          </w:tcPr>
+          <w:p>
+            <w:r>
+              <w:rPr>
+                <w:sz w:val="17"/>
+              </w:rPr>
+              <w:t>m = 50</w:t>
+            </w:r>
+          </w:p>
+        </w:tc>
+        <w:tc>
+          <w:tcPr>
+            <w:tcW w:type="dxa" w:w="2304"/>
+            <w:shd w:fill="F9FBFD"/>
+            <w:tcMar>
+              <w:top w:w="100" w:type="dxa"/>
+              <w:bottom w:w="100" w:type="dxa"/>
+              <w:left w:w="140" w:type="dxa"/>
+              <w:right w:w="140" w:type="dxa"/>
+            </w:tcMar>
+          </w:tcPr>
+          <w:p>
+            <w:r>
+              <w:rPr>
+                <w:sz w:val="17"/>
+              </w:rPr>
+              <w:t>Mảng gồm đúng 50 hồ sơ ứng viên</w:t>
+            </w:r>
+          </w:p>
+        </w:tc>
+        <w:tc>
+          <w:tcPr>
+            <w:tcW w:type="dxa" w:w="2592"/>
+            <w:shd w:fill="F9FBFD"/>
+            <w:tcMar>
+              <w:top w:w="100" w:type="dxa"/>
+              <w:bottom w:w="100" w:type="dxa"/>
+              <w:left w:w="140" w:type="dxa"/>
+              <w:right w:w="140" w:type="dxa"/>
+            </w:tcMar>
+          </w:tcPr>
+          <w:p>
+            <w:r>
+              <w:rPr>
+                <w:sz w:val="17"/>
+              </w:rPr>
+              <w:t>Vòng lặp thực thi đủ 50 lần, cập nhật CSDL và ghi nhận vết kiểm toán trọn vẹn 50 hồ sơ</w:t>
+            </w:r>
+          </w:p>
+        </w:tc>
+      </w:tr>
+      <w:tr>
+        <w:tc>
+          <w:tcPr>
+            <w:tcW w:type="dxa" w:w="1152"/>
+            <w:shd w:fill="FFFFFF"/>
+            <w:tcMar>
+              <w:top w:w="100" w:type="dxa"/>
+              <w:bottom w:w="100" w:type="dxa"/>
+              <w:left w:w="140" w:type="dxa"/>
+              <w:right w:w="140" w:type="dxa"/>
+            </w:tcMar>
+          </w:tcPr>
+          <w:p>
+            <w:r>
+              <w:rPr>
+                <w:b/>
+                <w:sz w:val="17"/>
+              </w:rPr>
+              <w:t>LOOP_07</w:t>
+            </w:r>
+          </w:p>
+        </w:tc>
+        <w:tc>
+          <w:tcPr>
+            <w:tcW w:type="dxa" w:w="2592"/>
+            <w:shd w:fill="FFFFFF"/>
+            <w:tcMar>
+              <w:top w:w="100" w:type="dxa"/>
+              <w:bottom w:w="100" w:type="dxa"/>
+              <w:left w:w="140" w:type="dxa"/>
+              <w:right w:w="140" w:type="dxa"/>
+            </w:tcMar>
+          </w:tcPr>
+          <w:p>
+            <w:r>
+              <w:rPr>
+                <w:sz w:val="17"/>
+              </w:rPr>
+              <w:t>Vòng lặp n + 1 lần (Vượt giới hạn)</w:t>
+            </w:r>
+          </w:p>
+        </w:tc>
+        <w:tc>
+          <w:tcPr>
+            <w:tcW w:type="dxa" w:w="1440"/>
+            <w:shd w:fill="FFFFFF"/>
+            <w:tcMar>
+              <w:top w:w="100" w:type="dxa"/>
+              <w:bottom w:w="100" w:type="dxa"/>
+              <w:left w:w="140" w:type="dxa"/>
+              <w:right w:w="140" w:type="dxa"/>
+            </w:tcMar>
+          </w:tcPr>
+          <w:p>
+            <w:r>
+              <w:rPr>
+                <w:sz w:val="17"/>
+              </w:rPr>
+              <w:t>m = 51</w:t>
+            </w:r>
+          </w:p>
+        </w:tc>
+        <w:tc>
+          <w:tcPr>
+            <w:tcW w:type="dxa" w:w="2304"/>
+            <w:shd w:fill="FFFFFF"/>
+            <w:tcMar>
+              <w:top w:w="100" w:type="dxa"/>
+              <w:bottom w:w="100" w:type="dxa"/>
+              <w:left w:w="140" w:type="dxa"/>
+              <w:right w:w="140" w:type="dxa"/>
+            </w:tcMar>
+          </w:tcPr>
+          <w:p>
+            <w:r>
+              <w:rPr>
+                <w:sz w:val="17"/>
+              </w:rPr>
+              <w:t>Gửi danh sách 51 hồ sơ ứng viên</w:t>
+            </w:r>
+          </w:p>
+        </w:tc>
+        <w:tc>
+          <w:tcPr>
+            <w:tcW w:type="dxa" w:w="2592"/>
+            <w:shd w:fill="FFFFFF"/>
+            <w:tcMar>
+              <w:top w:w="100" w:type="dxa"/>
+              <w:bottom w:w="100" w:type="dxa"/>
+              <w:left w:w="140" w:type="dxa"/>
+              <w:right w:w="140" w:type="dxa"/>
+            </w:tcMar>
+          </w:tcPr>
+          <w:p>
+            <w:r>
+              <w:rPr>
+                <w:sz w:val="17"/>
+              </w:rPr>
+              <w:t>Hệ thống từ chối và cảnh báo: 'Số lượng hồ sơ chuyển trạng thái hàng loạt không được vượt quá 50 hồ sơ'</w:t>
+            </w:r>
+          </w:p>
+        </w:tc>
+      </w:tr>
+    </w:tbl>
+    <w:p/>
+    <w:p>
+      <w:pPr>
+        <w:pStyle w:val="Heading1"/>
+      </w:pPr>
+      <w:r>
+        <w:t>7. ĐÁNH GIÁ MỨC ĐỘ BAO PHỦ VÀ KẾT LUẬN</w:t>
+      </w:r>
+    </w:p>
+    <w:p>
+      <w:pPr>
+        <w:pStyle w:val="Heading2"/>
+      </w:pPr>
+      <w:r>
+        <w:t>7.1. Bảng tổng hợp mức độ bao phủ (Coverage Metrics Evaluation)</w:t>
+      </w:r>
+    </w:p>
+    <w:tbl>
+      <w:tblPr>
+        <w:tblW w:type="auto" w:w="0"/>
+        <w:jc w:val="center"/>
+        <w:tblLook w:firstColumn="1" w:firstRow="1" w:lastColumn="0" w:lastRow="0" w:noHBand="0" w:noVBand="1" w:val="04A0"/>
+        <w:tblBorders>
+          <w:top w:val="single" w:sz="6" w:space="0" w:color="CCCCCC"/>
+          <w:bottom w:val="single" w:sz="6" w:space="0" w:color="CCCCCC"/>
+          <w:left w:val="none"/>
+          <w:right w:val="none"/>
+          <w:insideH w:val="single" w:sz="4" w:space="0" w:color="CCCCCC"/>
+          <w:insideV w:val="none"/>
+        </w:tblBorders>
+      </w:tblPr>
+      <w:tblGrid>
+        <w:gridCol w:w="1987"/>
+        <w:gridCol w:w="1987"/>
+        <w:gridCol w:w="1987"/>
+        <w:gridCol w:w="1987"/>
+        <w:gridCol w:w="1987"/>
+      </w:tblGrid>
+      <w:tr>
+        <w:tc>
+          <w:tcPr>
+            <w:tcW w:type="dxa" w:w="3600"/>
+            <w:shd w:fill="1F4E79"/>
+            <w:tcMar>
+              <w:top w:w="100" w:type="dxa"/>
+              <w:bottom w:w="100" w:type="dxa"/>
+              <w:left w:w="140" w:type="dxa"/>
+              <w:right w:w="140" w:type="dxa"/>
+            </w:tcMar>
+          </w:tcPr>
+          <w:p>
+            <w:r>
+              <w:rPr>
+                <w:b/>
+                <w:color w:val="FFFFFF"/>
+                <w:sz w:val="18"/>
+              </w:rPr>
+              <w:t>Tiêu chuẩn kiểm thử (Coverage Metric)</w:t>
+            </w:r>
+          </w:p>
+        </w:tc>
+        <w:tc>
+          <w:tcPr>
+            <w:tcW w:type="dxa" w:w="1584"/>
+            <w:shd w:fill="1F4E79"/>
+            <w:tcMar>
+              <w:top w:w="100" w:type="dxa"/>
+              <w:bottom w:w="100" w:type="dxa"/>
+              <w:left w:w="140" w:type="dxa"/>
+              <w:right w:w="140" w:type="dxa"/>
+            </w:tcMar>
+          </w:tcPr>
+          <w:p>
+            <w:r>
+              <w:rPr>
+                <w:b/>
+                <w:color w:val="FFFFFF"/>
+                <w:sz w:val="18"/>
+              </w:rPr>
+              <w:t>Tổng số phần tử</w:t>
+            </w:r>
+          </w:p>
+        </w:tc>
+        <w:tc>
+          <w:tcPr>
+            <w:tcW w:type="dxa" w:w="1728"/>
+            <w:shd w:fill="1F4E79"/>
+            <w:tcMar>
+              <w:top w:w="100" w:type="dxa"/>
+              <w:bottom w:w="100" w:type="dxa"/>
+              <w:left w:w="140" w:type="dxa"/>
+              <w:right w:w="140" w:type="dxa"/>
+            </w:tcMar>
+          </w:tcPr>
+          <w:p>
+            <w:r>
+              <w:rPr>
+                <w:b/>
+                <w:color w:val="FFFFFF"/>
+                <w:sz w:val="18"/>
+              </w:rPr>
+              <w:t>Số phần tử duyệt qua</w:t>
+            </w:r>
+          </w:p>
+        </w:tc>
+        <w:tc>
+          <w:tcPr>
+            <w:tcW w:type="dxa" w:w="1584"/>
+            <w:shd w:fill="1F4E79"/>
+            <w:tcMar>
+              <w:top w:w="100" w:type="dxa"/>
+              <w:bottom w:w="100" w:type="dxa"/>
+              <w:left w:w="140" w:type="dxa"/>
+              <w:right w:w="140" w:type="dxa"/>
+            </w:tcMar>
+          </w:tcPr>
+          <w:p>
+            <w:r>
+              <w:rPr>
+                <w:b/>
+                <w:color w:val="FFFFFF"/>
+                <w:sz w:val="18"/>
+              </w:rPr>
+              <w:t>Tỷ lệ đạt được</w:t>
+            </w:r>
+          </w:p>
+        </w:tc>
+        <w:tc>
+          <w:tcPr>
+            <w:tcW w:type="dxa" w:w="1872"/>
+            <w:shd w:fill="1F4E79"/>
+            <w:tcMar>
+              <w:top w:w="100" w:type="dxa"/>
+              <w:bottom w:w="100" w:type="dxa"/>
+              <w:left w:w="140" w:type="dxa"/>
+              <w:right w:w="140" w:type="dxa"/>
+            </w:tcMar>
+          </w:tcPr>
+          <w:p>
+            <w:r>
+              <w:rPr>
+                <w:b/>
+                <w:color w:val="FFFFFF"/>
+                <w:sz w:val="18"/>
+              </w:rPr>
               <w:t>Đánh giá kết quả</w:t>
             </w:r>
           </w:p>
@@ -6683,6 +7582,113 @@
           <w:tcPr>
             <w:tcW w:type="dxa" w:w="1872"/>
             <w:shd w:fill="F9FBFD"/>
+            <w:tcMar>
+              <w:top w:w="100" w:type="dxa"/>
+              <w:bottom w:w="100" w:type="dxa"/>
+              <w:left w:w="140" w:type="dxa"/>
+              <w:right w:w="140" w:type="dxa"/>
+            </w:tcMar>
+          </w:tcPr>
+          <w:p>
+            <w:r>
+              <w:rPr>
+                <w:b/>
+                <w:color w:val="008000"/>
+                <w:sz w:val="17"/>
+              </w:rPr>
+              <w:t>ĐẠT XUẤT SẮC</w:t>
+            </w:r>
+          </w:p>
+        </w:tc>
+      </w:tr>
+      <w:tr>
+        <w:tc>
+          <w:tcPr>
+            <w:tcW w:type="dxa" w:w="3600"/>
+            <w:shd w:fill="FFFFFF"/>
+            <w:tcMar>
+              <w:top w:w="100" w:type="dxa"/>
+              <w:bottom w:w="100" w:type="dxa"/>
+              <w:left w:w="140" w:type="dxa"/>
+              <w:right w:w="140" w:type="dxa"/>
+            </w:tcMar>
+          </w:tcPr>
+          <w:p>
+            <w:r>
+              <w:rPr>
+                <w:b/>
+                <w:sz w:val="17"/>
+              </w:rPr>
+              <w:t>Độ phủ vòng lặp (Loop Coverage)</w:t>
+            </w:r>
+          </w:p>
+        </w:tc>
+        <w:tc>
+          <w:tcPr>
+            <w:tcW w:type="dxa" w:w="1584"/>
+            <w:shd w:fill="FFFFFF"/>
+            <w:tcMar>
+              <w:top w:w="100" w:type="dxa"/>
+              <w:bottom w:w="100" w:type="dxa"/>
+              <w:left w:w="140" w:type="dxa"/>
+              <w:right w:w="140" w:type="dxa"/>
+            </w:tcMar>
+          </w:tcPr>
+          <w:p>
+            <w:r>
+              <w:rPr>
+                <w:sz w:val="17"/>
+              </w:rPr>
+              <w:t>7 Trường hợp chuẩn</w:t>
+            </w:r>
+          </w:p>
+        </w:tc>
+        <w:tc>
+          <w:tcPr>
+            <w:tcW w:type="dxa" w:w="1728"/>
+            <w:shd w:fill="FFFFFF"/>
+            <w:tcMar>
+              <w:top w:w="100" w:type="dxa"/>
+              <w:bottom w:w="100" w:type="dxa"/>
+              <w:left w:w="140" w:type="dxa"/>
+              <w:right w:w="140" w:type="dxa"/>
+            </w:tcMar>
+          </w:tcPr>
+          <w:p>
+            <w:r>
+              <w:rPr>
+                <w:sz w:val="17"/>
+              </w:rPr>
+              <w:t>7 Trường hợp chuẩn</w:t>
+            </w:r>
+          </w:p>
+        </w:tc>
+        <w:tc>
+          <w:tcPr>
+            <w:tcW w:type="dxa" w:w="1584"/>
+            <w:shd w:fill="FFFFFF"/>
+            <w:tcMar>
+              <w:top w:w="100" w:type="dxa"/>
+              <w:bottom w:w="100" w:type="dxa"/>
+              <w:left w:w="140" w:type="dxa"/>
+              <w:right w:w="140" w:type="dxa"/>
+            </w:tcMar>
+          </w:tcPr>
+          <w:p>
+            <w:r>
+              <w:rPr>
+                <w:b/>
+                <w:color w:val="008000"/>
+                <w:sz w:val="17"/>
+              </w:rPr>
+              <w:t>100.0%</w:t>
+            </w:r>
+          </w:p>
+        </w:tc>
+        <w:tc>
+          <w:tcPr>
+            <w:tcW w:type="dxa" w:w="1872"/>
+            <w:shd w:fill="FFFFFF"/>
             <w:tcMar>
               <w:top w:w="100" w:type="dxa"/>
               <w:bottom w:w="100" w:type="dxa"/>
@@ -6709,7 +7715,7 @@
         <w:pStyle w:val="Heading2"/>
       </w:pPr>
       <w:r>
-        <w:t>6.2. Kết luận và giá trị thực tiễn đối với hệ thống tuyển dụng</w:t>
+        <w:t>7.2. Kết luận và giá trị thực tiễn đối với hệ thống tuyển dụng</w:t>
       </w:r>
     </w:p>
     <w:p>
@@ -6726,7 +7732,10 @@
         <w:t>3. Cơ chế chịu lỗi bền bỉ (Fault-Tolerance) qua khối xử lý thông báo: Thiết kế khối try-catch tại Node 16a/16b đảm bảo rằng sự cố gián đoạn từ dịch vụ gửi email bên ngoài không làm đổ vỡ tiến trình nghiệp vụ chính của hệ thống. Hồ sơ ứng viên vẫn được chuyển trạng thái an toàn trong CSDL và hệ thống ghi nhận cảnh báo để xử lý sau.</w:t>
         <w:br/>
         <w:br/>
-        <w:t>4. Xác minh tự động 100% bằng Unit Test: Toàn bộ 12 ca kiểm thử (9 ca kiểm thử cơ sở và 3 ca bổ trợ / ngắt mạch) đã được hiện thực hóa trong tệp update-status.wb.test.ts và chạy thành công 100% thông qua trình thực thi tsx với thời gian phản hồi siêu tốc (&lt; 10ms).</w:t>
+        <w:t>4. Độ bao phủ vòng lặp (Loop Coverage): Kiểm thử thành công 7 trường hợp chuẩn của vòng lặp duyệt hồ sơ hàng loạt (LOOP_01 - LOOP_07).</w:t>
+        <w:br/>
+        <w:br/>
+        <w:t>5. Xác minh tự động 100% bằng Unit Test: Toàn bộ 12 ca kiểm thử (9 ca kiểm thử cơ sở và 3 ca bổ trợ / ngắt mạch) đã được hiện thực hóa trong tệp update-status.wb.test.ts và chạy thành công 100% thông qua trình thực thi tsx với thời gian phản hồi siêu tốc (&lt; 10ms).</w:t>
       </w:r>
     </w:p>
     <w:sectPr>
